--- a/docs/qa-comparison/ops-page-qa-round4-deep.docx
+++ b/docs/qa-comparison/ops-page-qa-round4-deep.docx
@@ -238,6 +238,27 @@
           <w:color w:val="1A1A1A"/>
           <w:sz w:val="20"/>
         </w:rPr>
+        <w:t xml:space="preserve">Where to see: </w:t>
+      </w:r>
+      <w:r>
+        <w:rPr>
+          <w:color w:val="1A1A1A"/>
+          <w:sz w:val="20"/>
+        </w:rPr>
+        <w:t>Ops page → Time off Schedules tab → above the calendar, look at the role filter chips (Account Manager, Designer, etc.).</w:t>
+      </w:r>
+    </w:p>
+    <w:p>
+      <w:pPr>
+        <w:spacing w:after="60"/>
+        <w:ind w:left="230"/>
+      </w:pPr>
+      <w:r>
+        <w:rPr>
+          <w:b/>
+          <w:color w:val="1A1A1A"/>
+          <w:sz w:val="20"/>
+        </w:rPr>
         <w:t xml:space="preserve">Where it stood: </w:t>
       </w:r>
       <w:r>
@@ -402,6 +423,27 @@
           <w:color w:val="1A1A1A"/>
           <w:sz w:val="20"/>
         </w:rPr>
+        <w:t xml:space="preserve">Where to see: </w:t>
+      </w:r>
+      <w:r>
+        <w:rPr>
+          <w:color w:val="1A1A1A"/>
+          <w:sz w:val="20"/>
+        </w:rPr>
+        <w:t>Ops page → Time off Schedules tab → above the calendar, role filter chips. Look for snake_case raw IDs.</w:t>
+      </w:r>
+    </w:p>
+    <w:p>
+      <w:pPr>
+        <w:spacing w:after="60"/>
+        <w:ind w:left="230"/>
+      </w:pPr>
+      <w:r>
+        <w:rPr>
+          <w:b/>
+          <w:color w:val="1A1A1A"/>
+          <w:sz w:val="20"/>
+        </w:rPr>
         <w:t xml:space="preserve">Where it stood: </w:t>
       </w:r>
       <w:r>
@@ -555,6 +597,27 @@
         </w:tc>
       </w:tr>
     </w:tbl>
+    <w:p>
+      <w:pPr>
+        <w:spacing w:after="60"/>
+        <w:ind w:left="230"/>
+      </w:pPr>
+      <w:r>
+        <w:rPr>
+          <w:b/>
+          <w:color w:val="1A1A1A"/>
+          <w:sz w:val="20"/>
+        </w:rPr>
+        <w:t xml:space="preserve">Where to see: </w:t>
+      </w:r>
+      <w:r>
+        <w:rPr>
+          <w:color w:val="1A1A1A"/>
+          <w:sz w:val="20"/>
+        </w:rPr>
+        <w:t>Ops page → Notes tab → left pane (when there are no notes). Compare width to our build.</w:t>
+      </w:r>
+    </w:p>
     <w:p>
       <w:pPr>
         <w:spacing w:after="60"/>
@@ -894,6 +957,27 @@
           <w:color w:val="1A1A1A"/>
           <w:sz w:val="20"/>
         </w:rPr>
+        <w:t xml:space="preserve">Where to see: </w:t>
+      </w:r>
+      <w:r>
+        <w:rPr>
+          <w:color w:val="1A1A1A"/>
+          <w:sz w:val="20"/>
+        </w:rPr>
+        <w:t>Ops page → Notes tab → empty state in the right pane. Compare subtitle copy.</w:t>
+      </w:r>
+    </w:p>
+    <w:p>
+      <w:pPr>
+        <w:spacing w:after="60"/>
+        <w:ind w:left="230"/>
+      </w:pPr>
+      <w:r>
+        <w:rPr>
+          <w:b/>
+          <w:color w:val="1A1A1A"/>
+          <w:sz w:val="20"/>
+        </w:rPr>
         <w:t xml:space="preserve">Where it stood: </w:t>
       </w:r>
       <w:r>
@@ -1047,6 +1131,27 @@
         </w:tc>
       </w:tr>
     </w:tbl>
+    <w:p>
+      <w:pPr>
+        <w:spacing w:after="60"/>
+        <w:ind w:left="230"/>
+      </w:pPr>
+      <w:r>
+        <w:rPr>
+          <w:b/>
+          <w:color w:val="1A1A1A"/>
+          <w:sz w:val="20"/>
+        </w:rPr>
+        <w:t xml:space="preserve">Where to see: </w:t>
+      </w:r>
+      <w:r>
+        <w:rPr>
+          <w:color w:val="1A1A1A"/>
+          <w:sz w:val="20"/>
+        </w:rPr>
+        <w:t>Ops page → Notes tab → empty state icon in the right pane.</w:t>
+      </w:r>
+    </w:p>
     <w:p>
       <w:pPr>
         <w:spacing w:after="60"/>
@@ -1550,6 +1655,27 @@
           <w:color w:val="1A1A1A"/>
           <w:sz w:val="20"/>
         </w:rPr>
+        <w:t xml:space="preserve">Where to see: </w:t>
+      </w:r>
+      <w:r>
+        <w:rPr>
+          <w:color w:val="1A1A1A"/>
+          <w:sz w:val="20"/>
+        </w:rPr>
+        <w:t>Ops page → Ops Board tab → click any card → card modal.</w:t>
+      </w:r>
+    </w:p>
+    <w:p>
+      <w:pPr>
+        <w:spacing w:after="60"/>
+        <w:ind w:left="230"/>
+      </w:pPr>
+      <w:r>
+        <w:rPr>
+          <w:b/>
+          <w:color w:val="1A1A1A"/>
+          <w:sz w:val="20"/>
+        </w:rPr>
         <w:t xml:space="preserve">Where it stood: </w:t>
       </w:r>
       <w:r>
@@ -1890,6 +2016,27 @@
           <w:color w:val="1A1A1A"/>
           <w:sz w:val="20"/>
         </w:rPr>
+        <w:t xml:space="preserve">Where to see: </w:t>
+      </w:r>
+      <w:r>
+        <w:rPr>
+          <w:color w:val="1A1A1A"/>
+          <w:sz w:val="20"/>
+        </w:rPr>
+        <w:t>Ops page → Ops Board tab → board structure and '+ Add Card' button placement.</w:t>
+      </w:r>
+    </w:p>
+    <w:p>
+      <w:pPr>
+        <w:spacing w:after="60"/>
+        <w:ind w:left="230"/>
+      </w:pPr>
+      <w:r>
+        <w:rPr>
+          <w:b/>
+          <w:color w:val="1A1A1A"/>
+          <w:sz w:val="20"/>
+        </w:rPr>
         <w:t xml:space="preserve">Where it stood: </w:t>
       </w:r>
       <w:r>
@@ -2033,6 +2180,27 @@
           <w:color w:val="1A1A1A"/>
           <w:sz w:val="20"/>
         </w:rPr>
+        <w:t xml:space="preserve">Where to see: </w:t>
+      </w:r>
+      <w:r>
+        <w:rPr>
+          <w:color w:val="1A1A1A"/>
+          <w:sz w:val="20"/>
+        </w:rPr>
+        <w:t>Ops page → tab bar at the top (Ops Board / Notes / Team Capacity / Time off Schedules).</w:t>
+      </w:r>
+    </w:p>
+    <w:p>
+      <w:pPr>
+        <w:spacing w:after="60"/>
+        <w:ind w:left="230"/>
+      </w:pPr>
+      <w:r>
+        <w:rPr>
+          <w:b/>
+          <w:color w:val="1A1A1A"/>
+          <w:sz w:val="20"/>
+        </w:rPr>
         <w:t xml:space="preserve">Where it stood: </w:t>
       </w:r>
       <w:r>
@@ -2165,6 +2333,27 @@
         </w:tc>
       </w:tr>
     </w:tbl>
+    <w:p>
+      <w:pPr>
+        <w:spacing w:after="60"/>
+        <w:ind w:left="230"/>
+      </w:pPr>
+      <w:r>
+        <w:rPr>
+          <w:b/>
+          <w:color w:val="1A1A1A"/>
+          <w:sz w:val="20"/>
+        </w:rPr>
+        <w:t xml:space="preserve">Where to see: </w:t>
+      </w:r>
+      <w:r>
+        <w:rPr>
+          <w:color w:val="1A1A1A"/>
+          <w:sz w:val="20"/>
+        </w:rPr>
+        <w:t>Ops page → Ops Board tab → filters bar above the columns.</w:t>
+      </w:r>
+    </w:p>
     <w:p>
       <w:pPr>
         <w:spacing w:after="60"/>
@@ -2352,6 +2541,27 @@
           <w:color w:val="1A1A1A"/>
           <w:sz w:val="20"/>
         </w:rPr>
+        <w:t xml:space="preserve">Where to see: </w:t>
+      </w:r>
+      <w:r>
+        <w:rPr>
+          <w:color w:val="1A1A1A"/>
+          <w:sz w:val="20"/>
+        </w:rPr>
+        <w:t>Ops page → top right of the page header (next to the page title).</w:t>
+      </w:r>
+    </w:p>
+    <w:p>
+      <w:pPr>
+        <w:spacing w:after="60"/>
+        <w:ind w:left="230"/>
+      </w:pPr>
+      <w:r>
+        <w:rPr>
+          <w:b/>
+          <w:color w:val="1A1A1A"/>
+          <w:sz w:val="20"/>
+        </w:rPr>
         <w:t xml:space="preserve">Where it stood: </w:t>
       </w:r>
       <w:r>
@@ -2484,6 +2694,27 @@
         </w:tc>
       </w:tr>
     </w:tbl>
+    <w:p>
+      <w:pPr>
+        <w:spacing w:after="60"/>
+        <w:ind w:left="230"/>
+      </w:pPr>
+      <w:r>
+        <w:rPr>
+          <w:b/>
+          <w:color w:val="1A1A1A"/>
+          <w:sz w:val="20"/>
+        </w:rPr>
+        <w:t xml:space="preserve">Where to see: </w:t>
+      </w:r>
+      <w:r>
+        <w:rPr>
+          <w:color w:val="1A1A1A"/>
+          <w:sz w:val="20"/>
+        </w:rPr>
+        <w:t>Ops page → Team Capacity tab.</w:t>
+      </w:r>
+    </w:p>
     <w:p>
       <w:pPr>
         <w:spacing w:after="60"/>
@@ -2638,6 +2869,27 @@
           <w:color w:val="1A1A1A"/>
           <w:sz w:val="20"/>
         </w:rPr>
+        <w:t xml:space="preserve">Where to see: </w:t>
+      </w:r>
+      <w:r>
+        <w:rPr>
+          <w:color w:val="1A1A1A"/>
+          <w:sz w:val="20"/>
+        </w:rPr>
+        <w:t>Ops page → Time off Schedules tab.</w:t>
+      </w:r>
+    </w:p>
+    <w:p>
+      <w:pPr>
+        <w:spacing w:after="60"/>
+        <w:ind w:left="230"/>
+      </w:pPr>
+      <w:r>
+        <w:rPr>
+          <w:b/>
+          <w:color w:val="1A1A1A"/>
+          <w:sz w:val="20"/>
+        </w:rPr>
         <w:t xml:space="preserve">Where it stood: </w:t>
       </w:r>
       <w:r>
@@ -2781,6 +3033,27 @@
           <w:color w:val="1A1A1A"/>
           <w:sz w:val="20"/>
         </w:rPr>
+        <w:t xml:space="preserve">Where to see: </w:t>
+      </w:r>
+      <w:r>
+        <w:rPr>
+          <w:color w:val="1A1A1A"/>
+          <w:sz w:val="20"/>
+        </w:rPr>
+        <w:t>Ops page → Notes tab.</w:t>
+      </w:r>
+    </w:p>
+    <w:p>
+      <w:pPr>
+        <w:spacing w:after="60"/>
+        <w:ind w:left="230"/>
+      </w:pPr>
+      <w:r>
+        <w:rPr>
+          <w:b/>
+          <w:color w:val="1A1A1A"/>
+          <w:sz w:val="20"/>
+        </w:rPr>
         <w:t xml:space="preserve">Where it stood: </w:t>
       </w:r>
       <w:r>
@@ -2913,6 +3186,27 @@
         </w:tc>
       </w:tr>
     </w:tbl>
+    <w:p>
+      <w:pPr>
+        <w:spacing w:after="60"/>
+        <w:ind w:left="230"/>
+      </w:pPr>
+      <w:r>
+        <w:rPr>
+          <w:b/>
+          <w:color w:val="1A1A1A"/>
+          <w:sz w:val="20"/>
+        </w:rPr>
+        <w:t xml:space="preserve">Where to see: </w:t>
+      </w:r>
+      <w:r>
+        <w:rPr>
+          <w:color w:val="1A1A1A"/>
+          <w:sz w:val="20"/>
+        </w:rPr>
+        <w:t>Ops page → Team Capacity tab → click any non-zero cell on the heatmap.</w:t>
+      </w:r>
+    </w:p>
     <w:p>
       <w:pPr>
         <w:spacing w:after="60"/>
